--- a/Feedback.docx
+++ b/Feedback.docx
@@ -22,29 +22,62 @@
         <w:t>m limitations och vad projektet ska göra, men att ha subsektioner i introduktionen så det går Introduktion-&gt;Limitations-&gt;Research Questions ger ett tydligt flöde på hur situationen ser ut, ni skalar ner, och till slut anländer till er research questions.</w:t>
       </w:r>
     </w:p>
-    <w:p/>
     <w:p>
       <w:r>
-        <w:t xml:space="preserve">Bra ni har med related works och hur ”marknaden” ser ut. Men, ni tar inte upp hur de är relevanta med er forskning. Vad som är bra/negativt och vad ni tar med er ifrån dessa. Ett simpelt exempel är om ni har följande. ”med denna lösning kan en effektiv algoritm implementeras för att enklare koppla flera fingrars rörelser till en helhetsrörelse istället för 5 separata”. </w:t>
+        <w:t xml:space="preserve">Bra ni har med related works och hur ”marknaden” ser ut. Men, ni tar inte upp hur de är relevanta med er forskning. Vad som är bra/negativt och vad ni tar med er ifrån dessa. Ett simpelt exempel är om ni har följande. ”med denna lösning kan en effektiv algoritm implementeras för att enklare koppla flera fingrars rörelser till en helhetsrörelse </w:t>
+      </w:r>
+      <w:r>
+        <w:t>i stället</w:t>
+      </w:r>
+      <w:r>
+        <w:t xml:space="preserve"> för 5 separata</w:t>
+      </w:r>
+      <w:r>
+        <w:t>, och är något gruppen kommer använda</w:t>
+      </w:r>
+      <w:r>
+        <w:t>”</w:t>
+      </w:r>
+      <w:r>
+        <w:t xml:space="preserve"> eller något liknande</w:t>
+      </w:r>
+      <w:r>
+        <w:t xml:space="preserve">. </w:t>
+      </w:r>
+    </w:p>
+    <w:p>
+      <w:r>
+        <w:t>Vissa subtitlar har inte stora bokstäver.</w:t>
+      </w:r>
+    </w:p>
+    <w:p>
+      <w:r>
+        <w:t>I resultaten behövs ingen förklaring, enbart resultat. Mindre detalj men enbart svart på vitt vad resultatet blev, inte varför. Ta det i diskussionen eller i metoden, vilket som passar bäst.</w:t>
+      </w:r>
+    </w:p>
+    <w:p>
+      <w:r>
+        <w:t>Informationsrik text, dock ibland kan känna överflödig</w:t>
+      </w:r>
+      <w:r>
+        <w:t xml:space="preserve"> </w:t>
+      </w:r>
+      <w:r>
+        <w:t>(mycket information dump), men det är också bra där saker behövs förklaras ordentligt/grundligt.</w:t>
+      </w:r>
+    </w:p>
+    <w:p>
+      <w:r>
+        <w:t xml:space="preserve">Utöver den kritik som har givits så är det en väldigt bra rapport med mycket bra element. </w:t>
+      </w:r>
+      <w:r>
+        <w:t xml:space="preserve">Bra sturktur, bra användning av bilder, med passande bildtexter. </w:t>
+      </w:r>
+      <w:r>
+        <w:t xml:space="preserve">Informationen i texten var mestadels relevant, har kommenterat ovanför våra åsikter. </w:t>
       </w:r>
     </w:p>
     <w:p/>
-    <w:p>
-      <w:r>
-        <w:t>I resultaten behövs ingen förklaring, enbart resultat. Mindre detalj men enbart en svart på vitt vad resultatet blev, inte varför. Ta det i diskussionen eller i metoden, vilket som passar bäst.</w:t>
-      </w:r>
-    </w:p>
-    <w:p/>
-    <w:p>
-      <w:r>
-        <w:t xml:space="preserve">Bra sturktur, bra användning av bilder, med passande bildtexter. </w:t>
-      </w:r>
-    </w:p>
-    <w:p>
-      <w:r>
-        <w:t>Informationsrik text, dock ibland kan känna överflödig(mycket information dump), men det är också bra där saker behövs förklaras ordentligt/grundligt.</w:t>
-      </w:r>
-    </w:p>
     <w:sectPr>
       <w:pgSz w:w="11906" w:h="16838"/>
       <w:pgMar w:top="1417" w:right="1417" w:bottom="1417" w:left="1417" w:header="708" w:footer="708" w:gutter="0"/>
